--- a/pr-preview/pr-419/chapters/mathematical-writing.docx
+++ b/pr-preview/pr-419/chapters/mathematical-writing.docx
@@ -15,7 +15,7 @@
         <w:pStyle w:val="Date"/>
       </w:pPr>
       <w:r>
-        <w:t xml:space="preserve">Last modified: 2026-10-29 14:00:34 (PDT)</w:t>
+        <w:t xml:space="preserve">Last modified: 2026-10-29 14:28:33 (PDT)</w:t>
       </w:r>
     </w:p>
     <w:tbl>
@@ -222,7 +222,7 @@
         <w:t xml:space="preserve">The notes also cover spelling, punctuation and refereeing, which this book does not.</w:t>
       </w:r>
     </w:p>
-    <w:bookmarkStart w:id="25" w:name="keep-formulas-inside-sentences"/>
+    <w:bookmarkStart w:id="27" w:name="keep-formulas-inside-sentences"/>
     <w:p>
       <w:pPr>
         <w:pStyle w:val="Heading2"/>
@@ -1090,14 +1090,13 @@
       </w:r>
     </w:p>
     <w:bookmarkEnd w:id="24"/>
-    <w:bookmarkEnd w:id="25"/>
-    <w:bookmarkStart w:id="27" w:name="introduce-a-theorem-with-a-sentence"/>
-    <w:p>
-      <w:pPr>
-        <w:pStyle w:val="Heading2"/>
-      </w:pPr>
-      <w:r>
-        <w:t xml:space="preserve">2 Introduce a theorem with a sentence</w:t>
+    <w:bookmarkStart w:id="26" w:name="Xefe13e73e12914023d8f2c0f69ba86b25ec3c0b"/>
+    <w:p>
+      <w:pPr>
+        <w:pStyle w:val="Heading3"/>
+      </w:pPr>
+      <w:r>
+        <w:t xml:space="preserve">1.7 Write each sentence in words or in math, not both</w:t>
       </w:r>
     </w:p>
     <w:p>
@@ -1105,34 +1104,66 @@
         <w:pStyle w:val="FirstParagraph"/>
       </w:pPr>
       <w:r>
-        <w:t xml:space="preserve">The line before a theorem, lemma or algorithm should be a complete sentence,</w:t>
-      </w:r>
-      <w:r>
-        <w:t xml:space="preserve"> </w:t>
-      </w:r>
-      <w:r>
-        <w:t xml:space="preserve">or end with a colon.</w:t>
-      </w:r>
-      <w:r>
-        <w:t xml:space="preserve"> </w:t>
-      </w:r>
-      <w:r>
-        <w:t xml:space="preserve">Do not let a heading such as</w:t>
-      </w:r>
-      <w:r>
-        <w:t xml:space="preserve"> </w:t>
-      </w:r>
-      <w:r>
-        <w:t xml:space="preserve">“Theorem”</w:t>
-      </w:r>
-      <w:r>
-        <w:t xml:space="preserve"> </w:t>
-      </w:r>
-      <w:r>
-        <w:t xml:space="preserve">finish a sentence that began above it.</w:t>
-      </w:r>
-    </w:p>
-    <w:bookmarkStart w:id="26" w:name="exm-introduce-theorem"/>
+        <w:t xml:space="preserve">A sentence is either entirely in words or entirely in math.</w:t>
+      </w:r>
+      <w:r>
+        <w:t xml:space="preserve"> </w:t>
+      </w:r>
+      <w:r>
+        <w:t xml:space="preserve">A single inline expression inside a word sentence is fine,</w:t>
+      </w:r>
+      <w:r>
+        <w:t xml:space="preserve"> </w:t>
+      </w:r>
+      <w:r>
+        <w:t xml:space="preserve">as in</w:t>
+      </w:r>
+      <w:r>
+        <w:t xml:space="preserve"> </w:t>
+      </w:r>
+      <w:r>
+        <w:t xml:space="preserve">“the prediction function</w:t>
+      </w:r>
+      <w:r>
+        <w:t xml:space="preserve"> </w:t>
+      </w:r>
+      <m:oMath>
+        <m:r>
+          <m:t>f</m:t>
+        </m:r>
+      </m:oMath>
+      <w:r>
+        <w:t xml:space="preserve"> </w:t>
+      </w:r>
+      <w:r>
+        <w:t xml:space="preserve">equals the conditional mean”</w:t>
+      </w:r>
+      <w:r>
+        <w:t xml:space="preserve">.</w:t>
+      </w:r>
+      <w:r>
+        <w:t xml:space="preserve"> </w:t>
+      </w:r>
+      <w:r>
+        <w:t xml:space="preserve"> </w:t>
+      </w:r>
+      <w:r>
+        <w:t xml:space="preserve">A sentence that states one condition in words and a second condition as a relation between expressions is a hybrid.</w:t>
+      </w:r>
+      <w:r>
+        <w:t xml:space="preserve"> </w:t>
+      </w:r>
+      <w:r>
+        <w:t xml:space="preserve">Split it into two complete sentences:</w:t>
+      </w:r>
+      <w:r>
+        <w:t xml:space="preserve"> </w:t>
+      </w:r>
+      <w:r>
+        <w:t xml:space="preserve">the first states the result in words, and the second states it as a displayed formula.</w:t>
+      </w:r>
+    </w:p>
+    <w:bookmarkStart w:id="25" w:name="exm-no-hybrid-sentences"/>
     <w:p>
       <w:pPr>
         <w:pStyle w:val="BodyText"/>
@@ -1142,7 +1173,447 @@
           <w:b/>
           <w:bCs/>
         </w:rPr>
-        <w:t xml:space="preserve">Example 4 (Introducing a theorem)</w:t>
+        <w:t xml:space="preserve">Example 4 (Splitting a hybrid sentence)</w:t>
+      </w:r>
+      <w:r>
+        <w:t xml:space="preserve"> </w:t>
+      </w:r>
+      <w:r>
+        <w:t xml:space="preserve"> </w:t>
+      </w:r>
+    </w:p>
+    <w:p>
+      <w:pPr>
+        <w:pStyle w:val="BlockText"/>
+      </w:pPr>
+      <w:r>
+        <w:t xml:space="preserve">❌ The reducible risk is zero if and only if</w:t>
+      </w:r>
+      <w:r>
+        <w:t xml:space="preserve"> </w:t>
+      </w:r>
+      <m:oMath>
+        <m:r>
+          <m:rPr>
+            <m:scr m:val="double-struck"/>
+            <m:sty m:val="p"/>
+          </m:rPr>
+          <m:t>P</m:t>
+        </m:r>
+        <m:r>
+          <m:rPr>
+            <m:sty m:val="p"/>
+          </m:rPr>
+          <m:t>(</m:t>
+        </m:r>
+        <m:r>
+          <m:t>f</m:t>
+        </m:r>
+        <m:r>
+          <m:t>​</m:t>
+        </m:r>
+        <m:d>
+          <m:dPr>
+            <m:begChr m:val="("/>
+            <m:sepChr m:val=""/>
+            <m:endChr m:val=")"/>
+            <m:grow/>
+          </m:dPr>
+          <m:e>
+            <m:r>
+              <m:t>X</m:t>
+            </m:r>
+          </m:e>
+        </m:d>
+        <m:r>
+          <m:t>​</m:t>
+        </m:r>
+        <m:r>
+          <m:rPr>
+            <m:sty m:val="p"/>
+          </m:rPr>
+          <m:t>≠</m:t>
+        </m:r>
+        <m:r>
+          <m:rPr>
+            <m:scr m:val="double-struck"/>
+            <m:sty m:val="p"/>
+          </m:rPr>
+          <m:t>E</m:t>
+        </m:r>
+        <m:r>
+          <m:t>​</m:t>
+        </m:r>
+        <m:d>
+          <m:dPr>
+            <m:begChr m:val="["/>
+            <m:sepChr m:val=""/>
+            <m:endChr m:val="]"/>
+            <m:grow/>
+          </m:dPr>
+          <m:e>
+            <m:r>
+              <m:t>Y</m:t>
+            </m:r>
+            <m:r>
+              <m:rPr>
+                <m:sty m:val="p"/>
+              </m:rPr>
+              <m:t>∣</m:t>
+            </m:r>
+            <m:r>
+              <m:t>X</m:t>
+            </m:r>
+          </m:e>
+        </m:d>
+        <m:r>
+          <m:t>​</m:t>
+        </m:r>
+        <m:r>
+          <m:rPr>
+            <m:sty m:val="p"/>
+          </m:rPr>
+          <m:t>)</m:t>
+        </m:r>
+        <m:r>
+          <m:rPr>
+            <m:sty m:val="p"/>
+          </m:rPr>
+          <m:t>=</m:t>
+        </m:r>
+        <m:r>
+          <m:t>0</m:t>
+        </m:r>
+      </m:oMath>
+      <w:r>
+        <w:t xml:space="preserve">.</w:t>
+      </w:r>
+    </w:p>
+    <w:p>
+      <w:pPr>
+        <w:pStyle w:val="BlockText"/>
+      </w:pPr>
+      <w:r>
+        <w:t xml:space="preserve">✅ The reducible risk is zero if and only if the prediction function differs from the conditional mean with probability 0.</w:t>
+      </w:r>
+      <w:r>
+        <w:t xml:space="preserve"> </w:t>
+      </w:r>
+    </w:p>
+    <w:p>
+      <w:pPr>
+        <w:pStyle w:val="BlockText"/>
+      </w:pPr>
+      <m:oMathPara>
+        <m:oMathParaPr>
+          <m:jc m:val="center"/>
+        </m:oMathParaPr>
+        <m:oMath>
+          <m:eqArr>
+            <m:e>
+              <m:r>
+                <m:rPr>
+                  <m:scr m:val="double-struck"/>
+                  <m:sty m:val="p"/>
+                </m:rPr>
+                <m:t>E</m:t>
+              </m:r>
+              <m:r>
+                <m:t>​</m:t>
+              </m:r>
+              <m:d>
+                <m:dPr>
+                  <m:begChr m:val="["/>
+                  <m:sepChr m:val=""/>
+                  <m:endChr m:val="]"/>
+                  <m:grow/>
+                </m:dPr>
+                <m:e>
+                  <m:sSup>
+                    <m:e>
+                      <m:r>
+                        <m:t>​</m:t>
+                      </m:r>
+                      <m:d>
+                        <m:dPr>
+                          <m:begChr m:val="("/>
+                          <m:sepChr m:val=""/>
+                          <m:endChr m:val=")"/>
+                          <m:grow/>
+                        </m:dPr>
+                        <m:e>
+                          <m:r>
+                            <m:rPr>
+                              <m:scr m:val="double-struck"/>
+                              <m:sty m:val="p"/>
+                            </m:rPr>
+                            <m:t>E</m:t>
+                          </m:r>
+                          <m:r>
+                            <m:t>​</m:t>
+                          </m:r>
+                          <m:d>
+                            <m:dPr>
+                              <m:begChr m:val="["/>
+                              <m:sepChr m:val=""/>
+                              <m:endChr m:val="]"/>
+                              <m:grow/>
+                            </m:dPr>
+                            <m:e>
+                              <m:r>
+                                <m:t>Y</m:t>
+                              </m:r>
+                              <m:r>
+                                <m:rPr>
+                                  <m:sty m:val="p"/>
+                                </m:rPr>
+                                <m:t>∣</m:t>
+                              </m:r>
+                              <m:r>
+                                <m:t>X</m:t>
+                              </m:r>
+                            </m:e>
+                          </m:d>
+                          <m:r>
+                            <m:t>​</m:t>
+                          </m:r>
+                          <m:r>
+                            <m:rPr>
+                              <m:sty m:val="p"/>
+                            </m:rPr>
+                            <m:t>−</m:t>
+                          </m:r>
+                          <m:r>
+                            <m:t>f</m:t>
+                          </m:r>
+                          <m:r>
+                            <m:t>​</m:t>
+                          </m:r>
+                          <m:d>
+                            <m:dPr>
+                              <m:begChr m:val="("/>
+                              <m:sepChr m:val=""/>
+                              <m:endChr m:val=")"/>
+                              <m:grow/>
+                            </m:dPr>
+                            <m:e>
+                              <m:r>
+                                <m:t>X</m:t>
+                              </m:r>
+                            </m:e>
+                          </m:d>
+                          <m:r>
+                            <m:t>​</m:t>
+                          </m:r>
+                        </m:e>
+                      </m:d>
+                      <m:r>
+                        <m:t>​</m:t>
+                      </m:r>
+                    </m:e>
+                    <m:sup>
+                      <m:r>
+                        <m:t>2</m:t>
+                      </m:r>
+                    </m:sup>
+                  </m:sSup>
+                </m:e>
+              </m:d>
+              <m:r>
+                <m:t>​</m:t>
+              </m:r>
+              <m:r>
+                <m:t>&amp;</m:t>
+              </m:r>
+              <m:r>
+                <m:rPr>
+                  <m:sty m:val="p"/>
+                </m:rPr>
+                <m:t>=</m:t>
+              </m:r>
+              <m:r>
+                <m:t>0</m:t>
+              </m:r>
+            </m:e>
+            <m:e>
+              <m:r>
+                <m:rPr>
+                  <m:sty m:val="p"/>
+                </m:rPr>
+                <m:t>⇔</m:t>
+              </m:r>
+              <m:r>
+                <m:rPr>
+                  <m:scr m:val="double-struck"/>
+                  <m:sty m:val="p"/>
+                </m:rPr>
+                <m:t>P</m:t>
+              </m:r>
+              <m:r>
+                <m:t>​</m:t>
+              </m:r>
+              <m:d>
+                <m:dPr>
+                  <m:begChr m:val="("/>
+                  <m:sepChr m:val=""/>
+                  <m:endChr m:val=")"/>
+                  <m:grow/>
+                </m:dPr>
+                <m:e>
+                  <m:r>
+                    <m:t>f</m:t>
+                  </m:r>
+                  <m:r>
+                    <m:t>​</m:t>
+                  </m:r>
+                  <m:d>
+                    <m:dPr>
+                      <m:begChr m:val="("/>
+                      <m:sepChr m:val=""/>
+                      <m:endChr m:val=")"/>
+                      <m:grow/>
+                    </m:dPr>
+                    <m:e>
+                      <m:r>
+                        <m:t>X</m:t>
+                      </m:r>
+                    </m:e>
+                  </m:d>
+                  <m:r>
+                    <m:t>​</m:t>
+                  </m:r>
+                  <m:r>
+                    <m:rPr>
+                      <m:sty m:val="p"/>
+                    </m:rPr>
+                    <m:t>≠</m:t>
+                  </m:r>
+                  <m:r>
+                    <m:rPr>
+                      <m:scr m:val="double-struck"/>
+                      <m:sty m:val="p"/>
+                    </m:rPr>
+                    <m:t>E</m:t>
+                  </m:r>
+                  <m:r>
+                    <m:t>​</m:t>
+                  </m:r>
+                  <m:d>
+                    <m:dPr>
+                      <m:begChr m:val="["/>
+                      <m:sepChr m:val=""/>
+                      <m:endChr m:val="]"/>
+                      <m:grow/>
+                    </m:dPr>
+                    <m:e>
+                      <m:r>
+                        <m:t>Y</m:t>
+                      </m:r>
+                      <m:r>
+                        <m:rPr>
+                          <m:sty m:val="p"/>
+                        </m:rPr>
+                        <m:t>∣</m:t>
+                      </m:r>
+                      <m:r>
+                        <m:t>X</m:t>
+                      </m:r>
+                    </m:e>
+                  </m:d>
+                  <m:r>
+                    <m:t>​</m:t>
+                  </m:r>
+                </m:e>
+              </m:d>
+              <m:r>
+                <m:t>​</m:t>
+              </m:r>
+              <m:r>
+                <m:t>&amp;</m:t>
+              </m:r>
+              <m:r>
+                <m:rPr>
+                  <m:sty m:val="p"/>
+                </m:rPr>
+                <m:t>=</m:t>
+              </m:r>
+              <m:r>
+                <m:t>0</m:t>
+              </m:r>
+            </m:e>
+          </m:eqArr>
+        </m:oMath>
+      </m:oMathPara>
+    </w:p>
+    <w:p>
+      <w:pPr>
+        <w:pStyle w:val="FirstParagraph"/>
+      </w:pPr>
+      <w:r>
+        <w:t xml:space="preserve">The ❌ version puts the first condition in words and the second in math.</w:t>
+      </w:r>
+      <w:r>
+        <w:t xml:space="preserve"> </w:t>
+      </w:r>
+      <w:r>
+        <w:t xml:space="preserve">The ✅ version says the result once in words and once in math.</w:t>
+      </w:r>
+    </w:p>
+    <w:bookmarkEnd w:id="25"/>
+    <w:bookmarkEnd w:id="26"/>
+    <w:bookmarkEnd w:id="27"/>
+    <w:bookmarkStart w:id="29" w:name="introduce-a-theorem-with-a-sentence"/>
+    <w:p>
+      <w:pPr>
+        <w:pStyle w:val="Heading2"/>
+      </w:pPr>
+      <w:r>
+        <w:t xml:space="preserve">2 Introduce a theorem with a sentence</w:t>
+      </w:r>
+    </w:p>
+    <w:p>
+      <w:pPr>
+        <w:pStyle w:val="FirstParagraph"/>
+      </w:pPr>
+      <w:r>
+        <w:t xml:space="preserve">The line before a theorem, lemma or algorithm should be a complete sentence,</w:t>
+      </w:r>
+      <w:r>
+        <w:t xml:space="preserve"> </w:t>
+      </w:r>
+      <w:r>
+        <w:t xml:space="preserve">or end with a colon.</w:t>
+      </w:r>
+      <w:r>
+        <w:t xml:space="preserve"> </w:t>
+      </w:r>
+      <w:r>
+        <w:t xml:space="preserve">Do not let a heading such as</w:t>
+      </w:r>
+      <w:r>
+        <w:t xml:space="preserve"> </w:t>
+      </w:r>
+      <w:r>
+        <w:t xml:space="preserve">“Theorem”</w:t>
+      </w:r>
+      <w:r>
+        <w:t xml:space="preserve"> </w:t>
+      </w:r>
+      <w:r>
+        <w:t xml:space="preserve">finish a sentence that began above it.</w:t>
+      </w:r>
+    </w:p>
+    <w:bookmarkStart w:id="28" w:name="exm-introduce-theorem"/>
+    <w:p>
+      <w:pPr>
+        <w:pStyle w:val="BodyText"/>
+      </w:pPr>
+      <w:r>
+        <w:rPr>
+          <w:b/>
+          <w:bCs/>
+        </w:rPr>
+        <w:t xml:space="preserve">Example 5 (Introducing a theorem)</w:t>
       </w:r>
       <w:r>
         <w:t xml:space="preserve"> </w:t>
@@ -1268,7 +1739,7 @@
         <w:t xml:space="preserve">The ✅ version uses a complete sentence, and the theorem names its object.</w:t>
       </w:r>
     </w:p>
-    <w:bookmarkEnd w:id="26"/>
+    <w:bookmarkEnd w:id="28"/>
     <w:p>
       <w:pPr>
         <w:pStyle w:val="BodyText"/>
@@ -1289,8 +1760,8 @@
         <w:t xml:space="preserve">so repeat them in the statement.</w:t>
       </w:r>
     </w:p>
-    <w:bookmarkEnd w:id="27"/>
-    <w:bookmarkStart w:id="30" w:name="X635c8c263491261849c5951c600a7c8b3b0ab19"/>
+    <w:bookmarkEnd w:id="29"/>
+    <w:bookmarkStart w:id="32" w:name="X635c8c263491261849c5951c600a7c8b3b0ab19"/>
     <w:p>
       <w:pPr>
         <w:pStyle w:val="Heading2"/>
@@ -1327,7 +1798,7 @@
       <w:r>
         <w:t xml:space="preserve"> </w:t>
       </w:r>
-      <w:hyperlink r:id="rId28">
+      <w:hyperlink r:id="rId30">
         <w:r>
           <w:rPr>
             <w:rStyle w:val="Hyperlink"/>
@@ -1482,7 +1953,7 @@
         <w:t xml:space="preserve">not for the equation the reader is meant to remember.</w:t>
       </w:r>
     </w:p>
-    <w:bookmarkStart w:id="29" w:name="exm-key-equation-displayed"/>
+    <w:bookmarkStart w:id="31" w:name="exm-key-equation-displayed"/>
     <w:p>
       <w:pPr>
         <w:pStyle w:val="BodyText"/>
@@ -1492,7 +1963,7 @@
           <w:b/>
           <w:bCs/>
         </w:rPr>
-        <w:t xml:space="preserve">Example 5 (Displaying the normal equations)</w:t>
+        <w:t xml:space="preserve">Example 6 (Displaying the normal equations)</w:t>
       </w:r>
       <w:r>
         <w:t xml:space="preserve"> </w:t>
@@ -1689,9 +2160,9 @@
         <w:t xml:space="preserve">The ✅ version gives it a line of its own.</w:t>
       </w:r>
     </w:p>
-    <w:bookmarkEnd w:id="29"/>
-    <w:bookmarkEnd w:id="30"/>
-    <w:bookmarkStart w:id="31" w:name="Xa3cf6e4bc6fc8e3d4315c77eaadbd0b034cebd2"/>
+    <w:bookmarkEnd w:id="31"/>
+    <w:bookmarkEnd w:id="32"/>
+    <w:bookmarkStart w:id="33" w:name="Xa3cf6e4bc6fc8e3d4315c77eaadbd0b034cebd2"/>
     <w:p>
       <w:pPr>
         <w:pStyle w:val="Heading2"/>
@@ -1768,8 +2239,8 @@
         <w:t xml:space="preserve">.</w:t>
       </w:r>
     </w:p>
-    <w:bookmarkEnd w:id="31"/>
-    <w:bookmarkStart w:id="32" w:name="keep-subscripts-under-control"/>
+    <w:bookmarkEnd w:id="33"/>
+    <w:bookmarkStart w:id="34" w:name="keep-subscripts-under-control"/>
     <w:p>
       <w:pPr>
         <w:pStyle w:val="Heading2"/>
@@ -2095,8 +2566,8 @@
         <w:t xml:space="preserve">only when you need two specified elements.</w:t>
       </w:r>
     </w:p>
-    <w:bookmarkEnd w:id="32"/>
-    <w:bookmarkStart w:id="33" w:name="choose-the-voice-and-the-person"/>
+    <w:bookmarkEnd w:id="34"/>
+    <w:bookmarkStart w:id="35" w:name="choose-the-voice-and-the-person"/>
     <w:p>
       <w:pPr>
         <w:pStyle w:val="Heading2"/>
@@ -2318,8 +2789,8 @@
         <w:t xml:space="preserve">.</w:t>
       </w:r>
     </w:p>
-    <w:bookmarkEnd w:id="33"/>
-    <w:bookmarkStart w:id="34" w:name="choose-the-proof-that-fits-the-claim"/>
+    <w:bookmarkEnd w:id="35"/>
+    <w:bookmarkStart w:id="36" w:name="choose-the-proof-that-fits-the-claim"/>
     <w:p>
       <w:pPr>
         <w:pStyle w:val="Heading2"/>
@@ -2354,8 +2825,8 @@
         <w:t xml:space="preserve">and it does not assume that the entries are integers or restate their ordering.</w:t>
       </w:r>
     </w:p>
-    <w:bookmarkEnd w:id="34"/>
-    <w:bookmarkStart w:id="38" w:name="cite-results-not-solutions"/>
+    <w:bookmarkEnd w:id="36"/>
+    <w:bookmarkStart w:id="40" w:name="cite-results-not-solutions"/>
     <w:p>
       <w:pPr>
         <w:pStyle w:val="Heading2"/>
@@ -2408,7 +2879,7 @@
         <w:t xml:space="preserve">Cite that result div in every argument that uses the claim.</w:t>
       </w:r>
     </w:p>
-    <w:bookmarkStart w:id="35" w:name="exm-cite-results"/>
+    <w:bookmarkStart w:id="37" w:name="exm-cite-results"/>
     <w:p>
       <w:pPr>
         <w:pStyle w:val="BodyText"/>
@@ -2418,7 +2889,7 @@
           <w:b/>
           <w:bCs/>
         </w:rPr>
-        <w:t xml:space="preserve">Example 6 (Citing a result div)</w:t>
+        <w:t xml:space="preserve">Example 7 (Citing a result div)</w:t>
       </w:r>
       <w:r>
         <w:t xml:space="preserve"> </w:t>
@@ -2489,7 +2960,7 @@
         <w:t xml:space="preserve">The ✅ version cites claims that the notes state, number and keep.</w:t>
       </w:r>
     </w:p>
-    <w:bookmarkEnd w:id="35"/>
+    <w:bookmarkEnd w:id="37"/>
     <w:p>
       <w:pPr>
         <w:pStyle w:val="BodyText"/>
@@ -2577,7 +3048,7 @@
       <w:r>
         <w:t xml:space="preserve"> </w:t>
       </w:r>
-      <w:hyperlink r:id="rId36">
+      <w:hyperlink r:id="rId38">
         <w:r>
           <w:rPr>
             <w:rStyle w:val="Hyperlink"/>
@@ -2641,7 +3112,7 @@
       <w:r>
         <w:t xml:space="preserve"> </w:t>
       </w:r>
-      <w:hyperlink r:id="rId37">
+      <w:hyperlink r:id="rId39">
         <w:r>
           <w:rPr>
             <w:rStyle w:val="VerbatimChar"/>
@@ -2710,8 +3181,8 @@
         <w:t xml:space="preserve">The workflow does not check prose outside proof and result divs, but the rule still applies there.</w:t>
       </w:r>
     </w:p>
-    <w:bookmarkEnd w:id="38"/>
-    <w:bookmarkStart w:id="40" w:name="keep-each-div-minimal-cite-never-inline"/>
+    <w:bookmarkEnd w:id="40"/>
+    <w:bookmarkStart w:id="42" w:name="keep-each-div-minimal-cite-never-inline"/>
     <w:p>
       <w:pPr>
         <w:pStyle w:val="Heading2"/>
@@ -2746,7 +3217,7 @@
         <w:t xml:space="preserve">A solution decomposes the same way: each solution is the smallest argument that answers its exercise, and it cites result divs for the steps that other arguments also use.</w:t>
       </w:r>
     </w:p>
-    <w:bookmarkStart w:id="39" w:name="exm-never-inline"/>
+    <w:bookmarkStart w:id="41" w:name="exm-never-inline"/>
     <w:p>
       <w:pPr>
         <w:pStyle w:val="BodyText"/>
@@ -2756,7 +3227,7 @@
           <w:b/>
           <w:bCs/>
         </w:rPr>
-        <w:t xml:space="preserve">Example 7 (Citing a step instead of deriving it)</w:t>
+        <w:t xml:space="preserve">Example 8 (Citing a step instead of deriving it)</w:t>
       </w:r>
       <w:r>
         <w:t xml:space="preserve"> </w:t>
@@ -3115,7 +3586,7 @@
         <w:t xml:space="preserve">The ❌ proof derives inline the result that Lemma 4 states, so a reader who needs that step elsewhere has nowhere to cite.</w:t>
       </w:r>
     </w:p>
-    <w:bookmarkEnd w:id="39"/>
+    <w:bookmarkEnd w:id="41"/>
     <w:p>
       <w:pPr>
         <w:pStyle w:val="BodyText"/>
@@ -3159,8 +3630,8 @@
         <w:t xml:space="preserve">workflow covers only the citation of solutions.</w:t>
       </w:r>
     </w:p>
-    <w:bookmarkEnd w:id="40"/>
-    <w:bookmarkStart w:id="52" w:name="rules-that-other-chapters-cover"/>
+    <w:bookmarkEnd w:id="42"/>
+    <w:bookmarkStart w:id="54" w:name="rules-that-other-chapters-cover"/>
     <w:p>
       <w:pPr>
         <w:pStyle w:val="Heading2"/>
@@ -3201,7 +3672,7 @@
       <w:tr>
         <w:tc>
           <w:tcPr/>
-          <w:bookmarkStart w:id="48" w:name="tbl-knuth-elsewhere"/>
+          <w:bookmarkStart w:id="50" w:name="tbl-knuth-elsewhere"/>
           <w:p>
             <w:pPr>
               <w:jc w:val="center"/>
@@ -3337,7 +3808,7 @@
                     <w:pStyle w:val="Compact"/>
                     <w:jc w:val="center"/>
                   </w:pPr>
-                  <w:hyperlink r:id="rId41">
+                  <w:hyperlink r:id="rId43">
                     <w:r>
                       <w:rPr>
                         <w:rStyle w:val="Hyperlink"/>
@@ -3368,7 +3839,7 @@
                     <w:pStyle w:val="Compact"/>
                     <w:jc w:val="center"/>
                   </w:pPr>
-                  <w:hyperlink r:id="rId42">
+                  <w:hyperlink r:id="rId44">
                     <w:r>
                       <w:rPr>
                         <w:rStyle w:val="Hyperlink"/>
@@ -3399,7 +3870,7 @@
                     <w:pStyle w:val="Compact"/>
                     <w:jc w:val="center"/>
                   </w:pPr>
-                  <w:hyperlink r:id="rId43">
+                  <w:hyperlink r:id="rId45">
                     <w:r>
                       <w:rPr>
                         <w:rStyle w:val="Hyperlink"/>
@@ -3430,7 +3901,7 @@
                     <w:pStyle w:val="Compact"/>
                     <w:jc w:val="center"/>
                   </w:pPr>
-                  <w:hyperlink r:id="rId44">
+                  <w:hyperlink r:id="rId46">
                     <w:r>
                       <w:rPr>
                         <w:rStyle w:val="Hyperlink"/>
@@ -3479,7 +3950,7 @@
                   <w:r>
                     <w:t xml:space="preserve"> </w:t>
                   </w:r>
-                  <w:hyperlink r:id="rId45">
+                  <w:hyperlink r:id="rId47">
                     <w:r>
                       <w:rPr>
                         <w:rStyle w:val="Hyperlink"/>
@@ -3496,7 +3967,7 @@
                     <w:pStyle w:val="Compact"/>
                     <w:jc w:val="center"/>
                   </w:pPr>
-                  <w:hyperlink r:id="rId46">
+                  <w:hyperlink r:id="rId48">
                     <w:r>
                       <w:rPr>
                         <w:rStyle w:val="Hyperlink"/>
@@ -3527,7 +3998,7 @@
                     <w:pStyle w:val="Compact"/>
                     <w:jc w:val="center"/>
                   </w:pPr>
-                  <w:hyperlink r:id="rId47">
+                  <w:hyperlink r:id="rId49">
                     <w:r>
                       <w:rPr>
                         <w:rStyle w:val="Hyperlink"/>
@@ -3539,13 +4010,13 @@
               </w:tc>
             </w:tr>
           </w:tbl>
-          <w:bookmarkEnd w:id="48"/>
+          <w:bookmarkEnd w:id="50"/>
           <w:p/>
         </w:tc>
       </w:tr>
     </w:tbl>
-    <w:bookmarkStart w:id="51" w:name="refs"/>
-    <w:bookmarkStart w:id="50" w:name="ref-knuth1987mathematical"/>
+    <w:bookmarkStart w:id="53" w:name="refs"/>
+    <w:bookmarkStart w:id="52" w:name="ref-knuth1987mathematical"/>
     <w:p>
       <w:pPr>
         <w:pStyle w:val="Bibliography"/>
@@ -3569,7 +4040,7 @@
       <w:r>
         <w:t xml:space="preserve"> </w:t>
       </w:r>
-      <w:hyperlink r:id="rId49">
+      <w:hyperlink r:id="rId51">
         <w:r>
           <w:rPr>
             <w:rStyle w:val="Hyperlink"/>
@@ -3581,9 +4052,9 @@
         <w:t xml:space="preserve">.</w:t>
       </w:r>
     </w:p>
-    <w:bookmarkEnd w:id="50"/>
-    <w:bookmarkEnd w:id="51"/>
     <w:bookmarkEnd w:id="52"/>
+    <w:bookmarkEnd w:id="53"/>
+    <w:bookmarkEnd w:id="54"/>
     <w:sectPr>
       <w:footnotePr>
         <w:numRestart w:val="eachSect"/>

--- a/pr-preview/pr-419/chapters/mathematical-writing.docx
+++ b/pr-preview/pr-419/chapters/mathematical-writing.docx
@@ -15,7 +15,7 @@
         <w:pStyle w:val="Date"/>
       </w:pPr>
       <w:r>
-        <w:t xml:space="preserve">Last modified: 2026-10-29 14:28:33 (PDT)</w:t>
+        <w:t xml:space="preserve">Last modified: 2026-10-29 14:36:14 (PDT)</w:t>
       </w:r>
     </w:p>
     <w:tbl>
